--- a/public/templates/04. Surat Keterangan Usaha.docx
+++ b/public/templates/04. Surat Keterangan Usaha.docx
@@ -683,7 +683,13 @@
         <w:rPr>
           <w:rFonts w:ascii="Bookman Old Style" w:hAnsi="Bookman Old Style"/>
         </w:rPr>
-        <w:t>${tempat_lahir}, ${tanggal_lahir}</w:t>
+        <w:t>${</w:t>
+      </w:r>
+      <w:r>
+        <w:rPr>
+          <w:rFonts w:ascii="Bookman Old Style" w:hAnsi="Bookman Old Style"/>
+        </w:rPr>
+        <w:t>ttl}</w:t>
       </w:r>
     </w:p>
     <w:p>
@@ -702,9 +708,15 @@
       <w:r>
         <w:rPr>
           <w:rFonts w:ascii="Bookman Old Style" w:hAnsi="Bookman Old Style"/>
-          <w:lang w:val="id-ID"/>
-        </w:rPr>
-        <w:t>Kebangsaan/Agama</w:t>
+        </w:rPr>
+        <w:t>Kewarganegaraan</w:t>
+      </w:r>
+      <w:r>
+        <w:rPr>
+          <w:rFonts w:ascii="Bookman Old Style" w:hAnsi="Bookman Old Style"/>
+          <w:lang w:val="id-ID"/>
+        </w:rPr>
+        <w:t>/Agama</w:t>
       </w:r>
       <w:r>
         <w:rPr>
@@ -731,7 +743,21 @@
         <w:rPr>
           <w:rFonts w:ascii="Bookman Old Style" w:hAnsi="Bookman Old Style"/>
         </w:rPr>
-        <w:t>${kebangsaan} / ${agama}</w:t>
+        <w:t>${</w:t>
+      </w:r>
+      <w:r>
+        <w:rPr>
+          <w:rFonts w:ascii="Bookman Old Style" w:hAnsi="Bookman Old Style"/>
+        </w:rPr>
+        <w:t>kewarganegaraan</w:t>
+      </w:r>
+      <w:bookmarkStart w:id="0" w:name="_GoBack"/>
+      <w:bookmarkEnd w:id="0"/>
+      <w:r>
+        <w:rPr>
+          <w:rFonts w:ascii="Bookman Old Style" w:hAnsi="Bookman Old Style"/>
+        </w:rPr>
+        <w:t>} / ${agama}</w:t>
       </w:r>
     </w:p>
     <w:p>
@@ -870,94 +896,12 @@
           <w:lang w:val="id-ID"/>
         </w:rPr>
         <w:tab/>
-        <w:t xml:space="preserve">Dusun </w:t>
-      </w:r>
-      <w:r>
-        <w:rPr>
-          <w:rFonts w:ascii="Bookman Old Style" w:hAnsi="Bookman Old Style"/>
-        </w:rPr>
-        <w:t xml:space="preserve">${dusun} </w:t>
-      </w:r>
-      <w:r>
-        <w:rPr>
-          <w:rFonts w:ascii="Bookman Old Style" w:hAnsi="Bookman Old Style"/>
-          <w:lang w:val="id-ID"/>
-        </w:rPr>
-        <w:t>RT</w:t>
-      </w:r>
-      <w:r>
-        <w:rPr>
-          <w:rFonts w:ascii="Bookman Old Style" w:hAnsi="Bookman Old Style"/>
-        </w:rPr>
-        <w:t xml:space="preserve"> ${rt}</w:t>
-      </w:r>
-      <w:r>
-        <w:rPr>
-          <w:rFonts w:ascii="Bookman Old Style" w:hAnsi="Bookman Old Style"/>
-          <w:lang w:val="id-ID"/>
-        </w:rPr>
-        <w:t xml:space="preserve"> RW</w:t>
-      </w:r>
-      <w:r>
-        <w:rPr>
-          <w:rFonts w:ascii="Bookman Old Style" w:hAnsi="Bookman Old Style"/>
-        </w:rPr>
-        <w:t xml:space="preserve"> ${rw}</w:t>
-      </w:r>
-    </w:p>
-    <w:p>
-      <w:pPr>
-        <w:tabs>
-          <w:tab w:val="left" w:pos="3686"/>
-          <w:tab w:val="left" w:pos="3969"/>
-        </w:tabs>
-        <w:spacing w:line="360" w:lineRule="auto"/>
-        <w:ind w:left="567"/>
-        <w:jc w:val="both"/>
-        <w:rPr>
-          <w:rFonts w:ascii="Bookman Old Style" w:hAnsi="Bookman Old Style"/>
-        </w:rPr>
-      </w:pPr>
-      <w:r>
-        <w:rPr>
-          <w:rFonts w:ascii="Bookman Old Style" w:hAnsi="Bookman Old Style"/>
-          <w:lang w:val="id-ID"/>
-        </w:rPr>
-        <w:tab/>
-      </w:r>
-      <w:r>
-        <w:rPr>
-          <w:rFonts w:ascii="Bookman Old Style" w:hAnsi="Bookman Old Style"/>
-          <w:lang w:val="id-ID"/>
-        </w:rPr>
-        <w:tab/>
-        <w:t xml:space="preserve">Desa </w:t>
-      </w:r>
-      <w:r>
-        <w:rPr>
-          <w:rFonts w:ascii="Bookman Old Style" w:hAnsi="Bookman Old Style"/>
-        </w:rPr>
-        <w:t>${desa}</w:t>
-      </w:r>
-      <w:r>
-        <w:rPr>
-          <w:rFonts w:ascii="Bookman Old Style" w:hAnsi="Bookman Old Style"/>
-          <w:lang w:val="id-ID"/>
-        </w:rPr>
-        <w:t xml:space="preserve"> </w:t>
-      </w:r>
-      <w:r>
-        <w:rPr>
-          <w:rFonts w:ascii="Bookman Old Style" w:hAnsi="Bookman Old Style"/>
-          <w:lang w:val="id-ID"/>
-        </w:rPr>
-        <w:t xml:space="preserve">Kecamatan </w:t>
-      </w:r>
-      <w:r>
-        <w:rPr>
-          <w:rFonts w:ascii="Bookman Old Style" w:hAnsi="Bookman Old Style"/>
-        </w:rPr>
-        <w:t>${kecamatan}</w:t>
+      </w:r>
+      <w:r>
+        <w:rPr>
+          <w:rFonts w:ascii="Bookman Old Style" w:hAnsi="Bookman Old Style"/>
+        </w:rPr>
+        <w:t>${alamat}</w:t>
       </w:r>
     </w:p>
     <w:p>
@@ -1118,8 +1062,6 @@
         </w:rPr>
         <w:t>CIDAHU</w:t>
       </w:r>
-      <w:bookmarkStart w:id="0" w:name="_GoBack"/>
-      <w:bookmarkEnd w:id="0"/>
     </w:p>
     <w:p>
       <w:pPr>
